--- a/briefings/线口监测午报-2026-08-29.docx
+++ b/briefings/线口监测午报-2026-08-29.docx
@@ -22,7 +22,7 @@
           <w:color w:val="888888"/>
           <w:sz w:val="18"/>
         </w:rPr>
-        <w:t>监测窗口:近48小时 | 生成时间:2026-08-29 15:12</w:t>
+        <w:t>监测窗口:近48小时 | 生成时间:2026-08-29 16:12</w:t>
       </w:r>
     </w:p>
     <w:p>
@@ -70,6 +70,108 @@
           <w:color w:val="888888"/>
           <w:sz w:val="24"/>
         </w:rPr>
+        <w:t>2025 年我国智能体专利授权量超过 3400 件，增速是上一年两倍以上</w:t>
+      </w:r>
+    </w:p>
+    <w:p>
+      <w:r>
+        <w:rPr>
+          <w:rFonts w:ascii="Times New Roman" w:hAnsi="Times New Roman" w:eastAsia="宋体"/>
+          <w:color w:val="888888"/>
+          <w:sz w:val="18"/>
+        </w:rPr>
+        <w:t>来源:IT之家 | 时间:08-29 15:57</w:t>
+      </w:r>
+    </w:p>
+    <w:p>
+      <w:r>
+        <w:rPr>
+          <w:rFonts w:ascii="Times New Roman" w:hAnsi="Times New Roman" w:eastAsia="宋体"/>
+          <w:sz w:val="18"/>
+        </w:rPr>
+        <w:t>链接:</w:t>
+      </w:r>
+      <w:hyperlink r:id="rId9">
+        <w:r>
+          <w:rPr>
+            <w:color w:val="0563C1"/>
+            <w:u w:val="single"/>
+          </w:rPr>
+          <w:t>2025 年我国智能体专利授权量超过 3400 件，增速是上一年两倍以上</w:t>
+        </w:r>
+      </w:hyperlink>
+    </w:p>
+    <w:p>
+      <w:pPr>
+        <w:pStyle w:val="Heading3"/>
+      </w:pPr>
+      <w:r>
+        <w:rPr>
+          <w:rFonts w:ascii="Times New Roman" w:hAnsi="Times New Roman" w:eastAsia="黑体"/>
+          <w:b w:val="0"/>
+          <w:color w:val="888888"/>
+          <w:sz w:val="24"/>
+        </w:rPr>
+        <w:t>【C级·参考】</w:t>
+      </w:r>
+      <w:r>
+        <w:rPr>
+          <w:rFonts w:ascii="Times New Roman" w:hAnsi="Times New Roman" w:eastAsia="黑体"/>
+          <w:b w:val="0"/>
+          <w:color w:val="888888"/>
+          <w:sz w:val="24"/>
+        </w:rPr>
+        <w:t>行业首个量子增强型大模型“玄幂 Xenomi”发布：深度融合 AI 与量子计算</w:t>
+      </w:r>
+    </w:p>
+    <w:p>
+      <w:r>
+        <w:rPr>
+          <w:rFonts w:ascii="Times New Roman" w:hAnsi="Times New Roman" w:eastAsia="宋体"/>
+          <w:color w:val="888888"/>
+          <w:sz w:val="18"/>
+        </w:rPr>
+        <w:t>来源:IT之家 | 时间:08-29 15:37</w:t>
+      </w:r>
+    </w:p>
+    <w:p>
+      <w:r>
+        <w:rPr>
+          <w:rFonts w:ascii="Times New Roman" w:hAnsi="Times New Roman" w:eastAsia="宋体"/>
+          <w:sz w:val="18"/>
+        </w:rPr>
+        <w:t>链接:</w:t>
+      </w:r>
+      <w:hyperlink r:id="rId10">
+        <w:r>
+          <w:rPr>
+            <w:color w:val="0563C1"/>
+            <w:u w:val="single"/>
+          </w:rPr>
+          <w:t>行业首个量子增强型大模型“玄幂 Xenomi”发布：深度融合 AI 与量子计算</w:t>
+        </w:r>
+      </w:hyperlink>
+    </w:p>
+    <w:p>
+      <w:pPr>
+        <w:pStyle w:val="Heading3"/>
+      </w:pPr>
+      <w:r>
+        <w:rPr>
+          <w:rFonts w:ascii="Times New Roman" w:hAnsi="Times New Roman" w:eastAsia="黑体"/>
+          <w:b w:val="0"/>
+          <w:color w:val="888888"/>
+          <w:sz w:val="24"/>
+        </w:rPr>
+        <w:t>【C级·参考】</w:t>
+      </w:r>
+      <w:r>
+        <w:rPr>
+          <w:rFonts w:ascii="Times New Roman" w:hAnsi="Times New Roman" w:eastAsia="黑体"/>
+          <w:b w:val="0"/>
+          <w:color w:val="888888"/>
+          <w:sz w:val="24"/>
+        </w:rPr>
         <w:t>OpenAI 宣布将断供 Cursor 后，Anthropic 称继续增加算力支持 Cursor</w:t>
       </w:r>
     </w:p>
@@ -91,7 +193,7 @@
         </w:rPr>
         <w:t>链接:</w:t>
       </w:r>
-      <w:hyperlink r:id="rId9">
+      <w:hyperlink r:id="rId11">
         <w:r>
           <w:rPr>
             <w:color w:val="0563C1"/>
@@ -142,7 +244,7 @@
         </w:rPr>
         <w:t>链接:</w:t>
       </w:r>
-      <w:hyperlink r:id="rId10">
+      <w:hyperlink r:id="rId12">
         <w:r>
           <w:rPr>
             <w:color w:val="0563C1"/>
@@ -193,7 +295,7 @@
         </w:rPr>
         <w:t>链接:</w:t>
       </w:r>
-      <w:hyperlink r:id="rId11">
+      <w:hyperlink r:id="rId13">
         <w:r>
           <w:rPr>
             <w:color w:val="0563C1"/>
@@ -244,7 +346,7 @@
         </w:rPr>
         <w:t>链接:</w:t>
       </w:r>
-      <w:hyperlink r:id="rId12">
+      <w:hyperlink r:id="rId14">
         <w:r>
           <w:rPr>
             <w:color w:val="0563C1"/>
@@ -295,7 +397,7 @@
         </w:rPr>
         <w:t>链接:</w:t>
       </w:r>
-      <w:hyperlink r:id="rId13">
+      <w:hyperlink r:id="rId15">
         <w:r>
           <w:rPr>
             <w:color w:val="0563C1"/>
@@ -346,13 +448,64 @@
         </w:rPr>
         <w:t>链接:</w:t>
       </w:r>
-      <w:hyperlink r:id="rId14">
+      <w:hyperlink r:id="rId16">
         <w:r>
           <w:rPr>
             <w:color w:val="0563C1"/>
             <w:u w:val="single"/>
           </w:rPr>
           <w:t>OpenAI：因 Cursor 被 SpaceX 收购，将停止向 Cursor 提供 AI 模型</w:t>
+        </w:r>
+      </w:hyperlink>
+    </w:p>
+    <w:p>
+      <w:pPr>
+        <w:pStyle w:val="Heading3"/>
+      </w:pPr>
+      <w:r>
+        <w:rPr>
+          <w:rFonts w:ascii="Times New Roman" w:hAnsi="Times New Roman" w:eastAsia="黑体"/>
+          <w:b w:val="0"/>
+          <w:color w:val="888888"/>
+          <w:sz w:val="24"/>
+        </w:rPr>
+        <w:t>【C级·参考】</w:t>
+      </w:r>
+      <w:r>
+        <w:rPr>
+          <w:rFonts w:ascii="Times New Roman" w:hAnsi="Times New Roman" w:eastAsia="黑体"/>
+          <w:b w:val="0"/>
+          <w:color w:val="888888"/>
+          <w:sz w:val="24"/>
+        </w:rPr>
+        <w:t>StemDeck, a free, open-source and local AI stem separator</w:t>
+      </w:r>
+    </w:p>
+    <w:p>
+      <w:r>
+        <w:rPr>
+          <w:rFonts w:ascii="Times New Roman" w:hAnsi="Times New Roman" w:eastAsia="宋体"/>
+          <w:color w:val="888888"/>
+          <w:sz w:val="18"/>
+        </w:rPr>
+        <w:t>来源:Hacker News | 时间:08-29 09:24</w:t>
+      </w:r>
+    </w:p>
+    <w:p>
+      <w:r>
+        <w:rPr>
+          <w:rFonts w:ascii="Times New Roman" w:hAnsi="Times New Roman" w:eastAsia="宋体"/>
+          <w:sz w:val="18"/>
+        </w:rPr>
+        <w:t>链接:</w:t>
+      </w:r>
+      <w:hyperlink r:id="rId17">
+        <w:r>
+          <w:rPr>
+            <w:color w:val="0563C1"/>
+            <w:u w:val="single"/>
+          </w:rPr>
+          <w:t>StemDeck, a free, open-source and local AI stem separator</w:t>
         </w:r>
       </w:hyperlink>
     </w:p>
@@ -397,7 +550,7 @@
         </w:rPr>
         <w:t>链接:</w:t>
       </w:r>
-      <w:hyperlink r:id="rId15">
+      <w:hyperlink r:id="rId18">
         <w:r>
           <w:rPr>
             <w:color w:val="0563C1"/>
@@ -448,7 +601,7 @@
         </w:rPr>
         <w:t>链接:</w:t>
       </w:r>
-      <w:hyperlink r:id="rId16">
+      <w:hyperlink r:id="rId19">
         <w:r>
           <w:rPr>
             <w:color w:val="0563C1"/>
@@ -499,7 +652,7 @@
         </w:rPr>
         <w:t>链接:</w:t>
       </w:r>
-      <w:hyperlink r:id="rId17">
+      <w:hyperlink r:id="rId20">
         <w:r>
           <w:rPr>
             <w:color w:val="0563C1"/>
@@ -550,7 +703,7 @@
         </w:rPr>
         <w:t>链接:</w:t>
       </w:r>
-      <w:hyperlink r:id="rId18">
+      <w:hyperlink r:id="rId21">
         <w:r>
           <w:rPr>
             <w:color w:val="0563C1"/>
@@ -601,64 +754,13 @@
         </w:rPr>
         <w:t>链接:</w:t>
       </w:r>
-      <w:hyperlink r:id="rId19">
+      <w:hyperlink r:id="rId22">
         <w:r>
           <w:rPr>
             <w:color w:val="0563C1"/>
             <w:u w:val="single"/>
           </w:rPr>
           <w:t>HICOOL 2026丨黄玮铮：轻量化是AI+AR眼镜从极客产品走向大众的前提</w:t>
-        </w:r>
-      </w:hyperlink>
-    </w:p>
-    <w:p>
-      <w:pPr>
-        <w:pStyle w:val="Heading3"/>
-      </w:pPr>
-      <w:r>
-        <w:rPr>
-          <w:rFonts w:ascii="Times New Roman" w:hAnsi="Times New Roman" w:eastAsia="黑体"/>
-          <w:b w:val="0"/>
-          <w:color w:val="888888"/>
-          <w:sz w:val="24"/>
-        </w:rPr>
-        <w:t>【C级·参考】</w:t>
-      </w:r>
-      <w:r>
-        <w:rPr>
-          <w:rFonts w:ascii="Times New Roman" w:hAnsi="Times New Roman" w:eastAsia="黑体"/>
-          <w:b w:val="0"/>
-          <w:color w:val="888888"/>
-          <w:sz w:val="24"/>
-        </w:rPr>
-        <w:t>Even把极米告上了美国法院，120万美元“AI眼镜”众筹突然被叫停！</w:t>
-      </w:r>
-    </w:p>
-    <w:p>
-      <w:r>
-        <w:rPr>
-          <w:rFonts w:ascii="Times New Roman" w:hAnsi="Times New Roman" w:eastAsia="宋体"/>
-          <w:color w:val="888888"/>
-          <w:sz w:val="18"/>
-        </w:rPr>
-        <w:t>来源:Bing新闻 | 时间:08-27 15:40</w:t>
-      </w:r>
-    </w:p>
-    <w:p>
-      <w:r>
-        <w:rPr>
-          <w:rFonts w:ascii="Times New Roman" w:hAnsi="Times New Roman" w:eastAsia="宋体"/>
-          <w:sz w:val="18"/>
-        </w:rPr>
-        <w:t>链接:</w:t>
-      </w:r>
-      <w:hyperlink r:id="rId20">
-        <w:r>
-          <w:rPr>
-            <w:color w:val="0563C1"/>
-            <w:u w:val="single"/>
-          </w:rPr>
-          <w:t>Even把极米告上了美国法院，120万美元“AI眼镜”众筹突然被叫停！</w:t>
         </w:r>
       </w:hyperlink>
     </w:p>
@@ -715,7 +817,7 @@
         </w:rPr>
         <w:t>链接:</w:t>
       </w:r>
-      <w:hyperlink r:id="rId21">
+      <w:hyperlink r:id="rId23">
         <w:r>
           <w:rPr>
             <w:color w:val="0563C1"/>
@@ -795,7 +897,7 @@
         </w:rPr>
         <w:t>链接:</w:t>
       </w:r>
-      <w:hyperlink r:id="rId22">
+      <w:hyperlink r:id="rId24">
         <w:r>
           <w:rPr>
             <w:color w:val="0563C1"/>
@@ -858,7 +960,7 @@
         </w:rPr>
         <w:t>链接:</w:t>
       </w:r>
-      <w:hyperlink r:id="rId23">
+      <w:hyperlink r:id="rId25">
         <w:r>
           <w:rPr>
             <w:color w:val="0563C1"/>
@@ -909,7 +1011,7 @@
         </w:rPr>
         <w:t>链接:</w:t>
       </w:r>
-      <w:hyperlink r:id="rId24">
+      <w:hyperlink r:id="rId26">
         <w:r>
           <w:rPr>
             <w:color w:val="0563C1"/>
@@ -960,115 +1062,13 @@
         </w:rPr>
         <w:t>链接:</w:t>
       </w:r>
-      <w:hyperlink r:id="rId25">
+      <w:hyperlink r:id="rId27">
         <w:r>
           <w:rPr>
             <w:color w:val="0563C1"/>
             <w:u w:val="single"/>
           </w:rPr>
           <w:t>雷神猎刃 60 游戏手柄发售：8KHz 回报率、可调力 TMR 摇杆，399 元</w:t>
-        </w:r>
-      </w:hyperlink>
-    </w:p>
-    <w:p>
-      <w:pPr>
-        <w:pStyle w:val="Heading3"/>
-      </w:pPr>
-      <w:r>
-        <w:rPr>
-          <w:rFonts w:ascii="Times New Roman" w:hAnsi="Times New Roman" w:eastAsia="黑体"/>
-          <w:b w:val="0"/>
-          <w:color w:val="888888"/>
-          <w:sz w:val="24"/>
-        </w:rPr>
-        <w:t>【C级·参考】</w:t>
-      </w:r>
-      <w:r>
-        <w:rPr>
-          <w:rFonts w:ascii="Times New Roman" w:hAnsi="Times New Roman" w:eastAsia="黑体"/>
-          <w:b w:val="0"/>
-          <w:color w:val="888888"/>
-          <w:sz w:val="24"/>
-        </w:rPr>
-        <w:t>索尼 PlayStation 27" 游戏显示器带 DualSense 充电挂钩海外发售，349 美元</w:t>
-      </w:r>
-    </w:p>
-    <w:p>
-      <w:r>
-        <w:rPr>
-          <w:rFonts w:ascii="Times New Roman" w:hAnsi="Times New Roman" w:eastAsia="宋体"/>
-          <w:color w:val="888888"/>
-          <w:sz w:val="18"/>
-        </w:rPr>
-        <w:t>来源:IT之家 | 时间:08-29 08:14</w:t>
-      </w:r>
-    </w:p>
-    <w:p>
-      <w:r>
-        <w:rPr>
-          <w:rFonts w:ascii="Times New Roman" w:hAnsi="Times New Roman" w:eastAsia="宋体"/>
-          <w:sz w:val="18"/>
-        </w:rPr>
-        <w:t>链接:</w:t>
-      </w:r>
-      <w:hyperlink r:id="rId26">
-        <w:r>
-          <w:rPr>
-            <w:color w:val="0563C1"/>
-            <w:u w:val="single"/>
-          </w:rPr>
-          <w:t>索尼 PlayStation 27" 游戏显示器带 DualSense 充电挂钩海外发售，349 美元</w:t>
-        </w:r>
-      </w:hyperlink>
-    </w:p>
-    <w:p>
-      <w:pPr>
-        <w:pStyle w:val="Heading3"/>
-      </w:pPr>
-      <w:r>
-        <w:rPr>
-          <w:rFonts w:ascii="Times New Roman" w:hAnsi="Times New Roman" w:eastAsia="黑体"/>
-          <w:b w:val="0"/>
-          <w:color w:val="888888"/>
-          <w:sz w:val="24"/>
-        </w:rPr>
-        <w:t>【C级·参考】</w:t>
-      </w:r>
-      <w:r>
-        <w:rPr>
-          <w:rFonts w:ascii="Times New Roman" w:hAnsi="Times New Roman" w:eastAsia="黑体"/>
-          <w:b w:val="0"/>
-          <w:color w:val="888888"/>
-          <w:sz w:val="24"/>
-        </w:rPr>
-        <w:t>消息称 R 星组建专项团队负责《GTA 6》NPC 设计，游戏拥有超过 60 万套动画</w:t>
-      </w:r>
-    </w:p>
-    <w:p>
-      <w:r>
-        <w:rPr>
-          <w:rFonts w:ascii="Times New Roman" w:hAnsi="Times New Roman" w:eastAsia="宋体"/>
-          <w:color w:val="888888"/>
-          <w:sz w:val="18"/>
-        </w:rPr>
-        <w:t>来源:IT之家 | 时间:08-29 08:10</w:t>
-      </w:r>
-    </w:p>
-    <w:p>
-      <w:r>
-        <w:rPr>
-          <w:rFonts w:ascii="Times New Roman" w:hAnsi="Times New Roman" w:eastAsia="宋体"/>
-          <w:sz w:val="18"/>
-        </w:rPr>
-        <w:t>链接:</w:t>
-      </w:r>
-      <w:hyperlink r:id="rId27">
-        <w:r>
-          <w:rPr>
-            <w:color w:val="0563C1"/>
-            <w:u w:val="single"/>
-          </w:rPr>
-          <w:t>消息称 R 星组建专项团队负责《GTA 6》NPC 设计，游戏拥有超过 60 万套动画</w:t>
         </w:r>
       </w:hyperlink>
     </w:p>
@@ -1370,7 +1370,7 @@
           <w:rFonts w:ascii="Times New Roman" w:hAnsi="Times New Roman" w:eastAsia="宋体"/>
           <w:sz w:val="18"/>
         </w:rPr>
-        <w:t>IT之家(60)、GameLook(10)、HackerNews(4)、Bing新闻(4)</w:t>
+        <w:t>IT之家(60)、GameLook(10)、HackerNews(5)、Bing新闻(3)</w:t>
       </w:r>
     </w:p>
     <w:p>
